--- a/BiztvillCRM.Web/wwwroot/sablonok/1meres.docx
+++ b/BiztvillCRM.Web/wwwroot/sablonok/1meres.docx
@@ -408,34 +408,10 @@
                 <w:sz w:val="16"/>
                 <w:szCs w:val="16"/>
               </w:rPr>
-              <w:t>Hálózat típusa: {{</w:t>
-            </w:r>
-            <w:r>
-              <w:rPr>
-                <w:rFonts w:ascii="Cascadia Mono" w:hAnsi="Cascadia Mono" w:cs="Cascadia Mono"/>
-                <w:color w:val="0000FF"/>
-                <w:sz w:val="18"/>
-                <w:szCs w:val="18"/>
-              </w:rPr>
-              <w:t xml:space="preserve"> </w:t>
-            </w:r>
-            <w:r>
-              <w:rPr>
-                <w:rFonts w:ascii="Cascadia Mono" w:hAnsi="Cascadia Mono" w:cs="Cascadia Mono"/>
-                <w:color w:val="0000FF"/>
-                <w:sz w:val="18"/>
-                <w:szCs w:val="18"/>
-              </w:rPr>
-              <w:t>meresi_rendszer_tipus</w:t>
-            </w:r>
-            <w:r>
-              <w:rPr>
-                <w:rFonts w:ascii="Cascadia Mono" w:hAnsi="Cascadia Mono" w:cs="Cascadia Mono"/>
-                <w:color w:val="A31515"/>
-                <w:sz w:val="16"/>
-                <w:szCs w:val="16"/>
-              </w:rPr>
-              <w:t>}}</w:t>
+              <w:t xml:space="preserve">Hálózat típusa: </w:t>
+            </w:r>
+            <w:r>
+              <w:t>{{meresi_pontok.rendszer_tipus}}</w:t>
             </w:r>
           </w:p>
         </w:tc>
@@ -463,10 +439,21 @@
               <w:t xml:space="preserve"> {{</w:t>
             </w:r>
             <w:r>
-              <w:t>muszer1_tipus</w:t>
-            </w:r>
-            <w:r>
-              <w:t>}} | {{</w:t>
+              <w:t>muszer</w:t>
+            </w:r>
+            <w:r>
+              <w:t>ek.muszer_tipus</w:t>
+            </w:r>
+            <w:r>
+              <w:t>}}</w:t>
+            </w:r>
+          </w:p>
+          <w:p>
+            <w:pPr>
+              <w:pStyle w:val="HTML-kntformzott"/>
+            </w:pPr>
+            <w:r>
+              <w:t>Gyári szám: {{</w:t>
             </w:r>
             <w:r>
               <w:rPr>
@@ -475,10 +462,7 @@
                 <w:sz w:val="18"/>
                 <w:szCs w:val="18"/>
               </w:rPr>
-              <w:t>muszer2_tipus</w:t>
-            </w:r>
-            <w:r>
-              <w:t>}} | {{</w:t>
+              <w:t>muszerek.muszer_gysz</w:t>
             </w:r>
             <w:r>
               <w:rPr>
@@ -487,9 +471,6 @@
                 <w:sz w:val="18"/>
                 <w:szCs w:val="18"/>
               </w:rPr>
-              <w:t>muszer3_tipus</w:t>
-            </w:r>
-            <w:r>
               <w:t>}}</w:t>
             </w:r>
           </w:p>
@@ -498,7 +479,10 @@
               <w:pStyle w:val="HTML-kntformzott"/>
             </w:pPr>
             <w:r>
-              <w:t>Gyári szám: {{</w:t>
+              <w:t>Kalibrálási adatok:</w:t>
+            </w:r>
+            <w:r>
+              <w:t xml:space="preserve"> {{</w:t>
             </w:r>
             <w:r>
               <w:rPr>
@@ -507,51 +491,7 @@
                 <w:sz w:val="18"/>
                 <w:szCs w:val="18"/>
               </w:rPr>
-              <w:t>muszer_gysz1}} | {{muszer_gysz2}} | {{muszer_gysz3}}</w:t>
-            </w:r>
-          </w:p>
-          <w:p>
-            <w:pPr>
-              <w:pStyle w:val="HTML-kntformzott"/>
-            </w:pPr>
-            <w:r>
-              <w:t>Kalibrálási adatok:</w:t>
-            </w:r>
-            <w:r>
-              <w:t xml:space="preserve"> {{</w:t>
-            </w:r>
-            <w:r>
-              <w:rPr>
-                <w:rFonts w:ascii="Cascadia Mono" w:hAnsi="Cascadia Mono" w:cs="Cascadia Mono"/>
-                <w:color w:val="A31515"/>
-                <w:sz w:val="18"/>
-                <w:szCs w:val="18"/>
-              </w:rPr>
-              <w:t>kalib1</w:t>
-            </w:r>
-            <w:r>
-              <w:t>}} | {{</w:t>
-            </w:r>
-            <w:r>
-              <w:rPr>
-                <w:rFonts w:ascii="Cascadia Mono" w:hAnsi="Cascadia Mono" w:cs="Cascadia Mono"/>
-                <w:color w:val="A31515"/>
-                <w:sz w:val="18"/>
-                <w:szCs w:val="18"/>
-              </w:rPr>
-              <w:t>kalib2</w:t>
-            </w:r>
-            <w:r>
-              <w:t>}} | {{</w:t>
-            </w:r>
-            <w:r>
-              <w:rPr>
-                <w:rFonts w:ascii="Cascadia Mono" w:hAnsi="Cascadia Mono" w:cs="Cascadia Mono"/>
-                <w:color w:val="A31515"/>
-                <w:sz w:val="18"/>
-                <w:szCs w:val="18"/>
-              </w:rPr>
-              <w:t>kalib3</w:t>
+              <w:t>muszerek.muszer_kalib</w:t>
             </w:r>
             <w:r>
               <w:t>}}</w:t>
@@ -567,8 +507,6 @@
           <w:szCs w:val="20"/>
         </w:rPr>
       </w:pPr>
-      <w:bookmarkStart w:id="0" w:name="_GoBack"/>
-      <w:bookmarkEnd w:id="0"/>
     </w:p>
     <w:tbl>
       <w:tblPr>
@@ -1202,7 +1140,7 @@
               </w:rPr>
             </w:pPr>
             <w:r>
-              <w:t>{{meresi_pontok.rendszer_tipus}}</w:t>
+              <w:t>{{meresi_pontok.meresi_pont_helye}}</w:t>
             </w:r>
           </w:p>
         </w:tc>
@@ -1212,13 +1150,27 @@
           </w:tcPr>
           <w:p>
             <w:pPr>
-              <w:rPr>
-                <w:sz w:val="20"/>
-                <w:szCs w:val="20"/>
-              </w:rPr>
-            </w:pPr>
-            <w:r>
-              <w:t>{{meresi_pontok.meresi_pont_helye}}</w:t>
+              <w:pStyle w:val="HTML-kntformzott"/>
+            </w:pPr>
+            <w:r>
+              <w:t>{{</w:t>
+            </w:r>
+            <w:r>
+              <w:t>meresi_pontok.</w:t>
+            </w:r>
+            <w:bookmarkStart w:id="0" w:name="_GoBack"/>
+            <w:bookmarkEnd w:id="0"/>
+            <w:r>
+              <w:rPr>
+                <w:rFonts w:ascii="Cascadia Mono" w:hAnsi="Cascadia Mono" w:cs="Cascadia Mono"/>
+                <w:color w:val="000000"/>
+                <w:sz w:val="18"/>
+                <w:szCs w:val="18"/>
+              </w:rPr>
+              <w:t>modszer</w:t>
+            </w:r>
+            <w:r>
+              <w:t>}}</w:t>
             </w:r>
           </w:p>
         </w:tc>

--- a/BiztvillCRM.Web/wwwroot/sablonok/1meres.docx
+++ b/BiztvillCRM.Web/wwwroot/sablonok/1meres.docx
@@ -108,7 +108,7 @@
               <w:rPr>
                 <w:b/>
               </w:rPr>
-              <w:t xml:space="preserve"> {{telephely}}</w:t>
+              <w:t>{{telephely}}</w:t>
             </w:r>
           </w:p>
         </w:tc>
@@ -232,7 +232,6 @@
             <w:r>
               <w:rPr>
                 <w:rFonts w:ascii="Cascadia Mono" w:hAnsi="Cascadia Mono" w:cs="Cascadia Mono"/>
-                <w:color w:val="A31515"/>
                 <w:sz w:val="18"/>
                 <w:szCs w:val="18"/>
               </w:rPr>
@@ -297,39 +296,26 @@
                 <w:tab w:val="left" w:pos="-2268"/>
               </w:tabs>
               <w:rPr>
-                <w:sz w:val="22"/>
-                <w:szCs w:val="22"/>
-              </w:rPr>
-            </w:pPr>
-            <w:r>
-              <w:rPr>
-                <w:sz w:val="22"/>
-                <w:szCs w:val="22"/>
-              </w:rPr>
-              <w:t>Név:</w:t>
-            </w:r>
-            <w:r>
-              <w:rPr>
-                <w:sz w:val="22"/>
-                <w:szCs w:val="22"/>
-              </w:rPr>
-              <w:t xml:space="preserve"> {{</w:t>
-            </w:r>
-            <w:r>
-              <w:rPr>
-                <w:rFonts w:ascii="Cascadia Mono" w:hAnsi="Cascadia Mono" w:cs="Cascadia Mono"/>
-                <w:color w:val="A31515"/>
+                <w:rFonts w:ascii="Segoe UI" w:hAnsi="Segoe UI" w:cs="Segoe UI"/>
                 <w:sz w:val="18"/>
                 <w:szCs w:val="18"/>
               </w:rPr>
-              <w:t>FELULVIZSGALO</w:t>
-            </w:r>
-            <w:r>
-              <w:rPr>
-                <w:sz w:val="22"/>
-                <w:szCs w:val="22"/>
-              </w:rPr>
-              <w:t>}}</w:t>
+            </w:pPr>
+            <w:r>
+              <w:rPr>
+                <w:rFonts w:ascii="Segoe UI" w:hAnsi="Segoe UI" w:cs="Segoe UI"/>
+                <w:sz w:val="18"/>
+                <w:szCs w:val="18"/>
+              </w:rPr>
+              <w:t>Név:</w:t>
+            </w:r>
+            <w:r>
+              <w:rPr>
+                <w:rFonts w:ascii="Cascadia Mono" w:hAnsi="Cascadia Mono" w:cs="Cascadia Mono"/>
+                <w:sz w:val="18"/>
+                <w:szCs w:val="18"/>
+              </w:rPr>
+              <w:t>{{FELULVIZSGALO}}</w:t>
             </w:r>
           </w:p>
           <w:p>
@@ -338,80 +324,66 @@
                 <w:tab w:val="left" w:pos="-2268"/>
               </w:tabs>
               <w:rPr>
-                <w:sz w:val="22"/>
-                <w:szCs w:val="22"/>
-              </w:rPr>
-            </w:pPr>
-            <w:r>
-              <w:rPr>
-                <w:sz w:val="22"/>
-                <w:szCs w:val="22"/>
-              </w:rPr>
-              <w:t>Végzettség</w:t>
-            </w:r>
-            <w:r>
-              <w:rPr>
-                <w:sz w:val="22"/>
-                <w:szCs w:val="22"/>
-              </w:rPr>
-              <w:t>:</w:t>
-            </w:r>
-            <w:r>
-              <w:rPr>
-                <w:sz w:val="22"/>
-                <w:szCs w:val="22"/>
-              </w:rPr>
-              <w:t xml:space="preserve"> felülvizsgáló</w:t>
-            </w:r>
-          </w:p>
-          <w:p>
-            <w:pPr>
+                <w:rFonts w:ascii="Segoe UI" w:hAnsi="Segoe UI" w:cs="Segoe UI"/>
+                <w:sz w:val="18"/>
+                <w:szCs w:val="18"/>
+              </w:rPr>
+            </w:pPr>
+            <w:r>
+              <w:rPr>
+                <w:rFonts w:ascii="Segoe UI" w:hAnsi="Segoe UI" w:cs="Segoe UI"/>
+                <w:sz w:val="18"/>
+                <w:szCs w:val="18"/>
+              </w:rPr>
+              <w:t>Végzettség: felülvizsgáló</w:t>
+            </w:r>
+          </w:p>
+          <w:p>
+            <w:pPr>
+              <w:rPr>
+                <w:rFonts w:ascii="Segoe UI" w:hAnsi="Segoe UI" w:cs="Segoe UI"/>
+                <w:sz w:val="18"/>
+                <w:szCs w:val="18"/>
+              </w:rPr>
+            </w:pPr>
+            <w:r>
+              <w:rPr>
+                <w:rFonts w:ascii="Segoe UI" w:hAnsi="Segoe UI" w:cs="Segoe UI"/>
+                <w:sz w:val="18"/>
+                <w:szCs w:val="18"/>
+              </w:rPr>
+              <w:t xml:space="preserve">Jogosultság igazolása: </w:t>
+            </w:r>
+            <w:r>
               <w:rPr>
                 <w:rFonts w:ascii="Cascadia Mono" w:hAnsi="Cascadia Mono" w:cs="Cascadia Mono"/>
-                <w:color w:val="A31515"/>
-                <w:sz w:val="16"/>
-                <w:szCs w:val="16"/>
-              </w:rPr>
-            </w:pPr>
-            <w:r>
-              <w:rPr>
-                <w:sz w:val="22"/>
-                <w:szCs w:val="22"/>
-              </w:rPr>
-              <w:t xml:space="preserve">Jogosultság igazolása: </w:t>
-            </w:r>
-            <w:r>
-              <w:rPr>
-                <w:sz w:val="16"/>
-                <w:szCs w:val="16"/>
-              </w:rPr>
-              <w:t>{{</w:t>
+                <w:sz w:val="18"/>
+                <w:szCs w:val="18"/>
+              </w:rPr>
+              <w:t>{{FELULVIZSGALO_BIZONYITVANY}}, {{FELULVIZSGALO_MEGUJITO_KEPZES}}</w:t>
+            </w:r>
+          </w:p>
+          <w:p>
+            <w:pPr>
+              <w:pStyle w:val="HTML-kntformzott"/>
+            </w:pPr>
+            <w:r>
+              <w:rPr>
+                <w:rFonts w:ascii="Segoe UI" w:hAnsi="Segoe UI" w:cs="Segoe UI"/>
+                <w:sz w:val="18"/>
+                <w:szCs w:val="18"/>
+              </w:rPr>
+              <w:t xml:space="preserve">Hálózat típusa: </w:t>
             </w:r>
             <w:r>
               <w:rPr>
                 <w:rFonts w:ascii="Cascadia Mono" w:hAnsi="Cascadia Mono" w:cs="Cascadia Mono"/>
-                <w:color w:val="A31515"/>
-                <w:sz w:val="16"/>
-                <w:szCs w:val="16"/>
-              </w:rPr>
-              <w:t>FELULVIZSGALO_BIZONYITVANY}}, {{FELULVIZSGALO_MEGUJITO_KEPZES}}</w:t>
-            </w:r>
-          </w:p>
-          <w:p>
-            <w:pPr>
-              <w:pStyle w:val="HTML-kntformzott"/>
-            </w:pPr>
-            <w:r>
-              <w:rPr>
-                <w:rFonts w:ascii="Cascadia Mono" w:hAnsi="Cascadia Mono" w:cs="Cascadia Mono"/>
-                <w:color w:val="A31515"/>
-                <w:sz w:val="16"/>
-                <w:szCs w:val="16"/>
-              </w:rPr>
-              <w:t xml:space="preserve">Hálózat típusa: </w:t>
-            </w:r>
-            <w:r>
-              <w:t>{{meresi_pontok.rendszer_tipus}}</w:t>
+                <w:bCs/>
+                <w:sz w:val="18"/>
+                <w:szCs w:val="18"/>
+                <w:lang w:val="en-US"/>
+              </w:rPr>
+              <w:t>{{meresi_rendszer_tipus}}</w:t>
             </w:r>
           </w:p>
         </w:tc>
@@ -431,70 +403,109 @@
           <w:p>
             <w:pPr>
               <w:pStyle w:val="HTML-kntformzott"/>
-            </w:pPr>
-            <w:r>
-              <w:t>Típus:</w:t>
-            </w:r>
-            <w:r>
-              <w:t xml:space="preserve"> {{</w:t>
-            </w:r>
-            <w:r>
-              <w:t>muszer</w:t>
-            </w:r>
-            <w:r>
-              <w:t>ek.muszer_tipus</w:t>
-            </w:r>
-            <w:r>
-              <w:t>}}</w:t>
-            </w:r>
-          </w:p>
-          <w:p>
-            <w:pPr>
-              <w:pStyle w:val="HTML-kntformzott"/>
-            </w:pPr>
-            <w:r>
-              <w:t>Gyári szám: {{</w:t>
-            </w:r>
-            <w:r>
               <w:rPr>
                 <w:rFonts w:ascii="Cascadia Mono" w:hAnsi="Cascadia Mono" w:cs="Cascadia Mono"/>
-                <w:color w:val="A31515"/>
                 <w:sz w:val="18"/>
                 <w:szCs w:val="18"/>
               </w:rPr>
-              <w:t>muszerek.muszer_gysz</w:t>
-            </w:r>
-            <w:r>
-              <w:rPr>
-                <w:rFonts w:ascii="Cascadia Mono" w:hAnsi="Cascadia Mono" w:cs="Cascadia Mono"/>
-                <w:color w:val="A31515"/>
+            </w:pPr>
+            <w:r>
+              <w:rPr>
+                <w:rFonts w:ascii="Segoe UI" w:hAnsi="Segoe UI" w:cs="Segoe UI"/>
                 <w:sz w:val="18"/>
                 <w:szCs w:val="18"/>
               </w:rPr>
-              <w:t>}}</w:t>
-            </w:r>
-          </w:p>
-          <w:p>
-            <w:pPr>
-              <w:pStyle w:val="HTML-kntformzott"/>
-            </w:pPr>
-            <w:r>
-              <w:t>Kalibrálási adatok:</w:t>
-            </w:r>
-            <w:r>
-              <w:t xml:space="preserve"> {{</w:t>
+              <w:t>Típus:</w:t>
             </w:r>
             <w:r>
               <w:rPr>
                 <w:rFonts w:ascii="Cascadia Mono" w:hAnsi="Cascadia Mono" w:cs="Cascadia Mono"/>
-                <w:color w:val="A31515"/>
                 <w:sz w:val="18"/>
                 <w:szCs w:val="18"/>
               </w:rPr>
-              <w:t>muszerek.muszer_kalib</w:t>
-            </w:r>
-            <w:r>
-              <w:t>}}</w:t>
+              <w:t xml:space="preserve"> </w:t>
+            </w:r>
+            <w:r>
+              <w:rPr>
+                <w:rFonts w:ascii="Cascadia Mono" w:hAnsi="Cascadia Mono" w:cs="Cascadia Mono"/>
+                <w:bCs/>
+                <w:sz w:val="18"/>
+                <w:szCs w:val="18"/>
+                <w:lang w:val="en-US"/>
+              </w:rPr>
+              <w:t>{{muszer_tipus_lista}}</w:t>
+            </w:r>
+          </w:p>
+          <w:p>
+            <w:pPr>
+              <w:pStyle w:val="HTML-kntformzott"/>
+              <w:rPr>
+                <w:rFonts w:ascii="Cascadia Mono" w:hAnsi="Cascadia Mono" w:cs="Cascadia Mono"/>
+                <w:sz w:val="18"/>
+                <w:szCs w:val="18"/>
+              </w:rPr>
+            </w:pPr>
+            <w:r>
+              <w:rPr>
+                <w:rFonts w:ascii="Segoe UI" w:hAnsi="Segoe UI" w:cs="Segoe UI"/>
+                <w:sz w:val="18"/>
+                <w:szCs w:val="18"/>
+              </w:rPr>
+              <w:t>Gyári szám:</w:t>
+            </w:r>
+            <w:r>
+              <w:rPr>
+                <w:rFonts w:ascii="Cascadia Mono" w:hAnsi="Cascadia Mono" w:cs="Cascadia Mono"/>
+                <w:sz w:val="18"/>
+                <w:szCs w:val="18"/>
+              </w:rPr>
+              <w:t xml:space="preserve"> </w:t>
+            </w:r>
+            <w:r>
+              <w:rPr>
+                <w:rFonts w:ascii="Cascadia Mono" w:hAnsi="Cascadia Mono" w:cs="Cascadia Mono"/>
+                <w:bCs/>
+                <w:sz w:val="18"/>
+                <w:szCs w:val="18"/>
+                <w:lang w:val="en-US"/>
+              </w:rPr>
+              <w:t>{{muszer_gysz_lista}}</w:t>
+            </w:r>
+          </w:p>
+          <w:p>
+            <w:pPr>
+              <w:pStyle w:val="HTML-kntformzott"/>
+              <w:rPr>
+                <w:rFonts w:ascii="Cascadia Mono" w:hAnsi="Cascadia Mono" w:cs="Cascadia Mono"/>
+                <w:sz w:val="18"/>
+                <w:szCs w:val="18"/>
+              </w:rPr>
+            </w:pPr>
+            <w:r>
+              <w:rPr>
+                <w:rFonts w:ascii="Segoe UI" w:hAnsi="Segoe UI" w:cs="Segoe UI"/>
+                <w:sz w:val="18"/>
+                <w:szCs w:val="18"/>
+              </w:rPr>
+              <w:t>Kalibrálási adatok:</w:t>
+            </w:r>
+            <w:r>
+              <w:rPr>
+                <w:rFonts w:ascii="Cascadia Mono" w:hAnsi="Cascadia Mono" w:cs="Cascadia Mono"/>
+                <w:sz w:val="18"/>
+                <w:szCs w:val="18"/>
+              </w:rPr>
+              <w:t xml:space="preserve"> </w:t>
+            </w:r>
+            <w:r>
+              <w:rPr>
+                <w:rFonts w:ascii="Cascadia Mono" w:hAnsi="Cascadia Mono" w:cs="Cascadia Mono"/>
+                <w:bCs/>
+                <w:sz w:val="18"/>
+                <w:szCs w:val="18"/>
+                <w:lang w:val="en-US"/>
+              </w:rPr>
+              <w:t>{{muszer_kalib_lista}}</w:t>
             </w:r>
           </w:p>
         </w:tc>
@@ -1158,8 +1169,6 @@
             <w:r>
               <w:t>meresi_pontok.</w:t>
             </w:r>
-            <w:bookmarkStart w:id="0" w:name="_GoBack"/>
-            <w:bookmarkEnd w:id="0"/>
             <w:r>
               <w:rPr>
                 <w:rFonts w:ascii="Cascadia Mono" w:hAnsi="Cascadia Mono" w:cs="Cascadia Mono"/>
@@ -1370,19 +1379,12 @@
               <w:t xml:space="preserve">Következő felülvizsgálat jogszabály szerinti időpontja: </w:t>
             </w:r>
             <w:r>
-              <w:t>{{</w:t>
-            </w:r>
-            <w:r>
               <w:rPr>
                 <w:rFonts w:ascii="Cascadia Mono" w:hAnsi="Cascadia Mono" w:cs="Cascadia Mono"/>
-                <w:color w:val="0000FF"/>
                 <w:sz w:val="18"/>
                 <w:szCs w:val="18"/>
               </w:rPr>
-              <w:t>kovetkezo_felulvizsgalat</w:t>
-            </w:r>
-            <w:r>
-              <w:t>}}</w:t>
+              <w:t>{{kovetkezo_felulvizsgalat}}</w:t>
             </w:r>
           </w:p>
         </w:tc>
@@ -1437,19 +1439,12 @@
               <w:t xml:space="preserve"> </w:t>
             </w:r>
             <w:r>
-              <w:t>{{</w:t>
-            </w:r>
-            <w:r>
               <w:rPr>
                 <w:rFonts w:ascii="Cascadia Mono" w:hAnsi="Cascadia Mono" w:cs="Cascadia Mono"/>
-                <w:color w:val="A31515"/>
                 <w:sz w:val="18"/>
                 <w:szCs w:val="18"/>
               </w:rPr>
-              <w:t>aktualis_datum</w:t>
-            </w:r>
-            <w:r>
-              <w:t>}}</w:t>
+              <w:t>{{aktualis_datum}}</w:t>
             </w:r>
           </w:p>
         </w:tc>
@@ -1485,24 +1480,11 @@
             </w:r>
             <w:r>
               <w:rPr>
+                <w:rFonts w:ascii="Cascadia Mono" w:hAnsi="Cascadia Mono" w:cs="Cascadia Mono"/>
                 <w:sz w:val="18"/>
-              </w:rPr>
-              <w:t>{{</w:t>
-            </w:r>
-            <w:r>
-              <w:rPr>
-                <w:rFonts w:ascii="Cascadia Mono" w:hAnsi="Cascadia Mono" w:cs="Cascadia Mono"/>
-                <w:color w:val="A31515"/>
-                <w:sz w:val="16"/>
                 <w:szCs w:val="18"/>
               </w:rPr>
-              <w:t>GENERALT_SZAM_CEG_JGYK</w:t>
-            </w:r>
-            <w:r>
-              <w:rPr>
-                <w:sz w:val="18"/>
-              </w:rPr>
-              <w:t>}}</w:t>
+              <w:t>{{GENERALT_SZAM_CEG_JGYK}}</w:t>
             </w:r>
           </w:p>
         </w:tc>
@@ -1537,19 +1519,12 @@
               <w:t xml:space="preserve"> </w:t>
             </w:r>
             <w:r>
-              <w:t>{{</w:t>
-            </w:r>
-            <w:r>
               <w:rPr>
                 <w:rFonts w:ascii="Cascadia Mono" w:hAnsi="Cascadia Mono" w:cs="Cascadia Mono"/>
-                <w:color w:val="A31515"/>
                 <w:sz w:val="18"/>
                 <w:szCs w:val="18"/>
               </w:rPr>
-              <w:t>EREDMENY</w:t>
-            </w:r>
-            <w:r>
-              <w:t>}}</w:t>
+              <w:t>{{EREDMENY}}</w:t>
             </w:r>
           </w:p>
         </w:tc>
@@ -1579,10 +1554,20 @@
         </w:tc>
       </w:tr>
     </w:tbl>
-    <w:p/>
+    <w:p>
+      <w:pPr>
+        <w:pStyle w:val="HTML-kntformzott"/>
+        <w:rPr>
+          <w:rFonts w:ascii="Cascadia Mono" w:hAnsi="Cascadia Mono" w:cs="Cascadia Mono"/>
+          <w:color w:val="000000"/>
+          <w:sz w:val="18"/>
+          <w:szCs w:val="18"/>
+        </w:rPr>
+      </w:pPr>
+    </w:p>
     <w:tbl>
       <w:tblPr>
-        <w:tblW w:w="15718" w:type="dxa"/>
+        <w:tblW w:w="15720" w:type="dxa"/>
         <w:tblBorders>
           <w:top w:val="single" w:sz="4" w:space="0" w:color="auto"/>
           <w:left w:val="single" w:sz="4" w:space="0" w:color="auto"/>
@@ -1591,22 +1576,23 @@
           <w:insideH w:val="single" w:sz="4" w:space="0" w:color="auto"/>
           <w:insideV w:val="single" w:sz="4" w:space="0" w:color="auto"/>
         </w:tblBorders>
+        <w:tblLayout w:type="fixed"/>
         <w:tblLook w:val="01E0" w:firstRow="1" w:lastRow="1" w:firstColumn="1" w:lastColumn="1" w:noHBand="0" w:noVBand="0"/>
       </w:tblPr>
       <w:tblGrid>
-        <w:gridCol w:w="1226"/>
-        <w:gridCol w:w="1260"/>
-        <w:gridCol w:w="1345"/>
-        <w:gridCol w:w="1882"/>
-        <w:gridCol w:w="754"/>
-        <w:gridCol w:w="1016"/>
-        <w:gridCol w:w="1205"/>
-        <w:gridCol w:w="979"/>
-        <w:gridCol w:w="1090"/>
-        <w:gridCol w:w="1111"/>
-        <w:gridCol w:w="1107"/>
-        <w:gridCol w:w="1109"/>
-        <w:gridCol w:w="1634"/>
+        <w:gridCol w:w="1119"/>
+        <w:gridCol w:w="1560"/>
+        <w:gridCol w:w="1417"/>
+        <w:gridCol w:w="1843"/>
+        <w:gridCol w:w="992"/>
+        <w:gridCol w:w="1134"/>
+        <w:gridCol w:w="992"/>
+        <w:gridCol w:w="1134"/>
+        <w:gridCol w:w="1134"/>
+        <w:gridCol w:w="1134"/>
+        <w:gridCol w:w="709"/>
+        <w:gridCol w:w="851"/>
+        <w:gridCol w:w="1701"/>
       </w:tblGrid>
       <w:tr>
         <w:trPr>
@@ -1614,7 +1600,7 @@
         </w:trPr>
         <w:tc>
           <w:tcPr>
-            <w:tcW w:w="1226" w:type="dxa"/>
+            <w:tcW w:w="1119" w:type="dxa"/>
             <w:vMerge w:val="restart"/>
             <w:tcBorders>
               <w:top w:val="single" w:sz="12" w:space="0" w:color="auto"/>
@@ -1644,7 +1630,7 @@
         </w:tc>
         <w:tc>
           <w:tcPr>
-            <w:tcW w:w="1260" w:type="dxa"/>
+            <w:tcW w:w="1560" w:type="dxa"/>
             <w:tcBorders>
               <w:top w:val="single" w:sz="12" w:space="0" w:color="auto"/>
               <w:left w:val="single" w:sz="12" w:space="0" w:color="auto"/>
@@ -1674,7 +1660,7 @@
         </w:tc>
         <w:tc>
           <w:tcPr>
-            <w:tcW w:w="1345" w:type="dxa"/>
+            <w:tcW w:w="1417" w:type="dxa"/>
             <w:tcBorders>
               <w:top w:val="single" w:sz="12" w:space="0" w:color="auto"/>
               <w:left w:val="single" w:sz="6" w:space="0" w:color="auto"/>
@@ -1704,7 +1690,7 @@
         </w:tc>
         <w:tc>
           <w:tcPr>
-            <w:tcW w:w="1882" w:type="dxa"/>
+            <w:tcW w:w="1843" w:type="dxa"/>
             <w:tcBorders>
               <w:top w:val="single" w:sz="12" w:space="0" w:color="auto"/>
               <w:left w:val="single" w:sz="6" w:space="0" w:color="auto"/>
@@ -1734,7 +1720,7 @@
         </w:tc>
         <w:tc>
           <w:tcPr>
-            <w:tcW w:w="754" w:type="dxa"/>
+            <w:tcW w:w="992" w:type="dxa"/>
             <w:tcBorders>
               <w:top w:val="single" w:sz="12" w:space="0" w:color="auto"/>
               <w:left w:val="single" w:sz="6" w:space="0" w:color="auto"/>
@@ -1781,7 +1767,7 @@
         </w:tc>
         <w:tc>
           <w:tcPr>
-            <w:tcW w:w="1016" w:type="dxa"/>
+            <w:tcW w:w="1134" w:type="dxa"/>
             <w:tcBorders>
               <w:top w:val="single" w:sz="12" w:space="0" w:color="auto"/>
               <w:left w:val="single" w:sz="6" w:space="0" w:color="auto"/>
@@ -1828,7 +1814,7 @@
         </w:tc>
         <w:tc>
           <w:tcPr>
-            <w:tcW w:w="1205" w:type="dxa"/>
+            <w:tcW w:w="992" w:type="dxa"/>
             <w:tcBorders>
               <w:top w:val="single" w:sz="12" w:space="0" w:color="auto"/>
               <w:left w:val="single" w:sz="6" w:space="0" w:color="auto"/>
@@ -1875,7 +1861,7 @@
         </w:tc>
         <w:tc>
           <w:tcPr>
-            <w:tcW w:w="979" w:type="dxa"/>
+            <w:tcW w:w="1134" w:type="dxa"/>
             <w:tcBorders>
               <w:top w:val="single" w:sz="12" w:space="0" w:color="auto"/>
               <w:left w:val="single" w:sz="6" w:space="0" w:color="auto"/>
@@ -1905,7 +1891,7 @@
         </w:tc>
         <w:tc>
           <w:tcPr>
-            <w:tcW w:w="1090" w:type="dxa"/>
+            <w:tcW w:w="1134" w:type="dxa"/>
             <w:tcBorders>
               <w:top w:val="single" w:sz="12" w:space="0" w:color="auto"/>
               <w:left w:val="single" w:sz="6" w:space="0" w:color="auto"/>
@@ -1953,7 +1939,7 @@
         </w:tc>
         <w:tc>
           <w:tcPr>
-            <w:tcW w:w="1111" w:type="dxa"/>
+            <w:tcW w:w="1134" w:type="dxa"/>
             <w:tcBorders>
               <w:top w:val="single" w:sz="12" w:space="0" w:color="auto"/>
               <w:left w:val="single" w:sz="6" w:space="0" w:color="auto"/>
@@ -1993,7 +1979,7 @@
         </w:tc>
         <w:tc>
           <w:tcPr>
-            <w:tcW w:w="1107" w:type="dxa"/>
+            <w:tcW w:w="709" w:type="dxa"/>
             <w:tcBorders>
               <w:top w:val="single" w:sz="12" w:space="0" w:color="auto"/>
               <w:left w:val="single" w:sz="6" w:space="0" w:color="auto"/>
@@ -2024,7 +2010,7 @@
         </w:tc>
         <w:tc>
           <w:tcPr>
-            <w:tcW w:w="1109" w:type="dxa"/>
+            <w:tcW w:w="851" w:type="dxa"/>
             <w:tcBorders>
               <w:top w:val="single" w:sz="12" w:space="0" w:color="auto"/>
               <w:left w:val="single" w:sz="6" w:space="0" w:color="auto"/>
@@ -2055,7 +2041,7 @@
         </w:tc>
         <w:tc>
           <w:tcPr>
-            <w:tcW w:w="1634" w:type="dxa"/>
+            <w:tcW w:w="1701" w:type="dxa"/>
             <w:tcBorders>
               <w:top w:val="single" w:sz="12" w:space="0" w:color="auto"/>
               <w:left w:val="single" w:sz="6" w:space="0" w:color="auto"/>
@@ -2091,7 +2077,7 @@
         </w:trPr>
         <w:tc>
           <w:tcPr>
-            <w:tcW w:w="1226" w:type="dxa"/>
+            <w:tcW w:w="1119" w:type="dxa"/>
             <w:vMerge/>
             <w:tcBorders>
               <w:left w:val="single" w:sz="12" w:space="0" w:color="auto"/>
@@ -2112,7 +2098,7 @@
         </w:tc>
         <w:tc>
           <w:tcPr>
-            <w:tcW w:w="1260" w:type="dxa"/>
+            <w:tcW w:w="1560" w:type="dxa"/>
             <w:tcBorders>
               <w:top w:val="single" w:sz="6" w:space="0" w:color="auto"/>
               <w:left w:val="single" w:sz="12" w:space="0" w:color="auto"/>
@@ -2125,24 +2111,25 @@
             <w:pPr>
               <w:jc w:val="center"/>
               <w:rPr>
-                <w:b/>
-                <w:sz w:val="22"/>
-                <w:szCs w:val="22"/>
-              </w:rPr>
-            </w:pPr>
-            <w:r>
-              <w:rPr>
-                <w:b/>
-                <w:sz w:val="22"/>
-                <w:szCs w:val="22"/>
-              </w:rPr>
-              <w:t>E3</w:t>
-            </w:r>
-          </w:p>
-        </w:tc>
-        <w:tc>
-          <w:tcPr>
-            <w:tcW w:w="1345" w:type="dxa"/>
+                <w:sz w:val="22"/>
+                <w:szCs w:val="22"/>
+              </w:rPr>
+            </w:pPr>
+            <w:r>
+              <w:rPr>
+                <w:rFonts w:ascii="Segoe UI" w:hAnsi="Segoe UI" w:cs="Segoe UI"/>
+                <w:bCs/>
+                <w:sz w:val="18"/>
+                <w:szCs w:val="18"/>
+                <w:lang w:val="en-US"/>
+              </w:rPr>
+              <w:t>{{avk_sorok.avk_helye}}</w:t>
+            </w:r>
+          </w:p>
+        </w:tc>
+        <w:tc>
+          <w:tcPr>
+            <w:tcW w:w="1417" w:type="dxa"/>
             <w:tcBorders>
               <w:top w:val="single" w:sz="6" w:space="0" w:color="auto"/>
               <w:left w:val="single" w:sz="6" w:space="0" w:color="auto"/>
@@ -2155,24 +2142,25 @@
             <w:pPr>
               <w:jc w:val="center"/>
               <w:rPr>
-                <w:b/>
-                <w:sz w:val="22"/>
-                <w:szCs w:val="22"/>
-              </w:rPr>
-            </w:pPr>
-            <w:r>
-              <w:rPr>
-                <w:b/>
-                <w:sz w:val="22"/>
-                <w:szCs w:val="22"/>
-              </w:rPr>
-              <w:t>Fi2</w:t>
-            </w:r>
-          </w:p>
-        </w:tc>
-        <w:tc>
-          <w:tcPr>
-            <w:tcW w:w="1882" w:type="dxa"/>
+                <w:sz w:val="22"/>
+                <w:szCs w:val="22"/>
+              </w:rPr>
+            </w:pPr>
+            <w:r>
+              <w:rPr>
+                <w:rFonts w:ascii="Segoe UI" w:hAnsi="Segoe UI" w:cs="Segoe UI"/>
+                <w:bCs/>
+                <w:sz w:val="18"/>
+                <w:szCs w:val="18"/>
+                <w:lang w:val="en-US"/>
+              </w:rPr>
+              <w:t>{{avk_sorok.avk_jele}}</w:t>
+            </w:r>
+          </w:p>
+        </w:tc>
+        <w:tc>
+          <w:tcPr>
+            <w:tcW w:w="1843" w:type="dxa"/>
             <w:tcBorders>
               <w:top w:val="single" w:sz="6" w:space="0" w:color="auto"/>
               <w:left w:val="single" w:sz="6" w:space="0" w:color="auto"/>
@@ -2185,24 +2173,25 @@
             <w:pPr>
               <w:jc w:val="center"/>
               <w:rPr>
-                <w:b/>
-                <w:sz w:val="22"/>
-                <w:szCs w:val="22"/>
-              </w:rPr>
-            </w:pPr>
-            <w:r>
-              <w:rPr>
-                <w:b/>
-                <w:sz w:val="22"/>
-                <w:szCs w:val="22"/>
-              </w:rPr>
-              <w:t>A9Z21440</w:t>
-            </w:r>
-          </w:p>
-        </w:tc>
-        <w:tc>
-          <w:tcPr>
-            <w:tcW w:w="754" w:type="dxa"/>
+                <w:sz w:val="22"/>
+                <w:szCs w:val="22"/>
+              </w:rPr>
+            </w:pPr>
+            <w:r>
+              <w:rPr>
+                <w:rFonts w:ascii="Segoe UI" w:hAnsi="Segoe UI" w:cs="Segoe UI"/>
+                <w:bCs/>
+                <w:sz w:val="18"/>
+                <w:szCs w:val="18"/>
+                <w:lang w:val="en-US"/>
+              </w:rPr>
+              <w:t>{{avk_sorok.avk_tipus}}</w:t>
+            </w:r>
+          </w:p>
+        </w:tc>
+        <w:tc>
+          <w:tcPr>
+            <w:tcW w:w="992" w:type="dxa"/>
             <w:tcBorders>
               <w:top w:val="single" w:sz="6" w:space="0" w:color="auto"/>
               <w:left w:val="single" w:sz="6" w:space="0" w:color="auto"/>
@@ -2215,24 +2204,25 @@
             <w:pPr>
               <w:jc w:val="center"/>
               <w:rPr>
-                <w:b/>
-                <w:sz w:val="22"/>
-                <w:szCs w:val="22"/>
-              </w:rPr>
-            </w:pPr>
-            <w:r>
-              <w:rPr>
-                <w:b/>
-                <w:sz w:val="22"/>
-                <w:szCs w:val="22"/>
-              </w:rPr>
-              <w:t>40</w:t>
-            </w:r>
-          </w:p>
-        </w:tc>
-        <w:tc>
-          <w:tcPr>
-            <w:tcW w:w="1016" w:type="dxa"/>
+                <w:sz w:val="22"/>
+                <w:szCs w:val="22"/>
+              </w:rPr>
+            </w:pPr>
+            <w:r>
+              <w:rPr>
+                <w:rFonts w:ascii="Segoe UI" w:hAnsi="Segoe UI" w:cs="Segoe UI"/>
+                <w:bCs/>
+                <w:sz w:val="18"/>
+                <w:szCs w:val="18"/>
+                <w:lang w:val="en-US"/>
+              </w:rPr>
+              <w:t>{{avk_sorok.avk_in_a}}</w:t>
+            </w:r>
+          </w:p>
+        </w:tc>
+        <w:tc>
+          <w:tcPr>
+            <w:tcW w:w="1134" w:type="dxa"/>
             <w:tcBorders>
               <w:top w:val="single" w:sz="6" w:space="0" w:color="auto"/>
               <w:left w:val="single" w:sz="6" w:space="0" w:color="auto"/>
@@ -2245,24 +2235,25 @@
             <w:pPr>
               <w:jc w:val="center"/>
               <w:rPr>
-                <w:b/>
-                <w:sz w:val="22"/>
-                <w:szCs w:val="22"/>
-              </w:rPr>
-            </w:pPr>
-            <w:r>
-              <w:rPr>
-                <w:b/>
-                <w:sz w:val="22"/>
-                <w:szCs w:val="22"/>
-              </w:rPr>
-              <w:t>30</w:t>
-            </w:r>
-          </w:p>
-        </w:tc>
-        <w:tc>
-          <w:tcPr>
-            <w:tcW w:w="1205" w:type="dxa"/>
+                <w:sz w:val="22"/>
+                <w:szCs w:val="22"/>
+              </w:rPr>
+            </w:pPr>
+            <w:r>
+              <w:rPr>
+                <w:rFonts w:ascii="Segoe UI" w:hAnsi="Segoe UI" w:cs="Segoe UI"/>
+                <w:bCs/>
+                <w:sz w:val="18"/>
+                <w:szCs w:val="18"/>
+                <w:lang w:val="en-US"/>
+              </w:rPr>
+              <w:t>{{avk_sorok.avk_idn_ma}}</w:t>
+            </w:r>
+          </w:p>
+        </w:tc>
+        <w:tc>
+          <w:tcPr>
+            <w:tcW w:w="992" w:type="dxa"/>
             <w:tcBorders>
               <w:top w:val="single" w:sz="6" w:space="0" w:color="auto"/>
               <w:left w:val="single" w:sz="6" w:space="0" w:color="auto"/>
@@ -2275,32 +2266,25 @@
             <w:pPr>
               <w:jc w:val="center"/>
               <w:rPr>
-                <w:b/>
-                <w:sz w:val="22"/>
-                <w:szCs w:val="22"/>
-              </w:rPr>
-            </w:pPr>
-            <w:r>
-              <w:rPr>
-                <w:b/>
-                <w:sz w:val="22"/>
-                <w:szCs w:val="22"/>
-              </w:rPr>
-              <w:t>40</w:t>
-            </w:r>
-            <w:r>
-              <w:rPr>
-                <w:b/>
-                <w:sz w:val="22"/>
-                <w:szCs w:val="22"/>
-              </w:rPr>
-              <w:t>0</w:t>
-            </w:r>
-          </w:p>
-        </w:tc>
-        <w:tc>
-          <w:tcPr>
-            <w:tcW w:w="979" w:type="dxa"/>
+                <w:sz w:val="22"/>
+                <w:szCs w:val="22"/>
+              </w:rPr>
+            </w:pPr>
+            <w:r>
+              <w:rPr>
+                <w:rFonts w:ascii="Segoe UI" w:hAnsi="Segoe UI" w:cs="Segoe UI"/>
+                <w:bCs/>
+                <w:sz w:val="18"/>
+                <w:szCs w:val="18"/>
+                <w:lang w:val="en-US"/>
+              </w:rPr>
+              <w:t>{{avk_sorok.avk_un_v}}</w:t>
+            </w:r>
+          </w:p>
+        </w:tc>
+        <w:tc>
+          <w:tcPr>
+            <w:tcW w:w="1134" w:type="dxa"/>
             <w:tcBorders>
               <w:top w:val="single" w:sz="6" w:space="0" w:color="auto"/>
               <w:left w:val="single" w:sz="6" w:space="0" w:color="auto"/>
@@ -2313,24 +2297,25 @@
             <w:pPr>
               <w:jc w:val="center"/>
               <w:rPr>
-                <w:b/>
-                <w:sz w:val="22"/>
-                <w:szCs w:val="22"/>
-              </w:rPr>
-            </w:pPr>
-            <w:r>
-              <w:rPr>
-                <w:b/>
-                <w:sz w:val="22"/>
-                <w:szCs w:val="22"/>
-              </w:rPr>
-              <w:t>4</w:t>
-            </w:r>
-          </w:p>
-        </w:tc>
-        <w:tc>
-          <w:tcPr>
-            <w:tcW w:w="1090" w:type="dxa"/>
+                <w:sz w:val="22"/>
+                <w:szCs w:val="22"/>
+              </w:rPr>
+            </w:pPr>
+            <w:r>
+              <w:rPr>
+                <w:rFonts w:ascii="Segoe UI" w:hAnsi="Segoe UI" w:cs="Segoe UI"/>
+                <w:bCs/>
+                <w:sz w:val="18"/>
+                <w:szCs w:val="18"/>
+                <w:lang w:val="en-US"/>
+              </w:rPr>
+              <w:t>{{avk_sorok.avk_polusszam}}</w:t>
+            </w:r>
+          </w:p>
+        </w:tc>
+        <w:tc>
+          <w:tcPr>
+            <w:tcW w:w="1134" w:type="dxa"/>
             <w:tcBorders>
               <w:top w:val="single" w:sz="6" w:space="0" w:color="auto"/>
               <w:left w:val="single" w:sz="6" w:space="0" w:color="auto"/>
@@ -2343,48 +2328,25 @@
             <w:pPr>
               <w:jc w:val="center"/>
               <w:rPr>
-                <w:b/>
-                <w:sz w:val="22"/>
-                <w:szCs w:val="22"/>
-              </w:rPr>
-            </w:pPr>
-            <w:r>
-              <w:rPr>
-                <w:b/>
-                <w:sz w:val="22"/>
-                <w:szCs w:val="22"/>
-              </w:rPr>
-              <w:t>2</w:t>
-            </w:r>
-            <w:r>
-              <w:rPr>
-                <w:b/>
-                <w:sz w:val="22"/>
-                <w:szCs w:val="22"/>
-              </w:rPr>
-              <w:t>8</w:t>
-            </w:r>
-            <w:r>
-              <w:rPr>
-                <w:b/>
-                <w:sz w:val="22"/>
-                <w:szCs w:val="22"/>
-              </w:rPr>
-              <w:t>.</w:t>
-            </w:r>
-            <w:r>
-              <w:rPr>
-                <w:b/>
-                <w:sz w:val="22"/>
-                <w:szCs w:val="22"/>
-              </w:rPr>
-              <w:t>4</w:t>
-            </w:r>
-          </w:p>
-        </w:tc>
-        <w:tc>
-          <w:tcPr>
-            <w:tcW w:w="1111" w:type="dxa"/>
+                <w:sz w:val="22"/>
+                <w:szCs w:val="22"/>
+              </w:rPr>
+            </w:pPr>
+            <w:r>
+              <w:rPr>
+                <w:rFonts w:ascii="Segoe UI" w:hAnsi="Segoe UI" w:cs="Segoe UI"/>
+                <w:bCs/>
+                <w:sz w:val="18"/>
+                <w:szCs w:val="18"/>
+                <w:lang w:val="en-US"/>
+              </w:rPr>
+              <w:t>{{avk_sorok.avk_idn_mert_ma}}</w:t>
+            </w:r>
+          </w:p>
+        </w:tc>
+        <w:tc>
+          <w:tcPr>
+            <w:tcW w:w="1134" w:type="dxa"/>
             <w:tcBorders>
               <w:top w:val="single" w:sz="6" w:space="0" w:color="auto"/>
               <w:left w:val="single" w:sz="6" w:space="0" w:color="auto"/>
@@ -2397,32 +2359,25 @@
             <w:pPr>
               <w:jc w:val="center"/>
               <w:rPr>
-                <w:b/>
                 <w:sz w:val="20"/>
                 <w:szCs w:val="20"/>
               </w:rPr>
             </w:pPr>
             <w:r>
               <w:rPr>
-                <w:b/>
-                <w:sz w:val="20"/>
-                <w:szCs w:val="20"/>
-              </w:rPr>
-              <w:t>2</w:t>
-            </w:r>
-            <w:r>
-              <w:rPr>
-                <w:b/>
-                <w:sz w:val="20"/>
-                <w:szCs w:val="20"/>
-              </w:rPr>
-              <w:t>6</w:t>
-            </w:r>
-          </w:p>
-        </w:tc>
-        <w:tc>
-          <w:tcPr>
-            <w:tcW w:w="1107" w:type="dxa"/>
+                <w:rFonts w:ascii="Segoe UI" w:hAnsi="Segoe UI" w:cs="Segoe UI"/>
+                <w:bCs/>
+                <w:sz w:val="18"/>
+                <w:szCs w:val="18"/>
+                <w:lang w:val="en-US"/>
+              </w:rPr>
+              <w:t>{{avk_sorok.avk_t1x_ms}}</w:t>
+            </w:r>
+          </w:p>
+        </w:tc>
+        <w:tc>
+          <w:tcPr>
+            <w:tcW w:w="709" w:type="dxa"/>
             <w:tcBorders>
               <w:top w:val="single" w:sz="6" w:space="0" w:color="auto"/>
               <w:left w:val="single" w:sz="6" w:space="0" w:color="auto"/>
@@ -2435,24 +2390,25 @@
             <w:pPr>
               <w:jc w:val="center"/>
               <w:rPr>
-                <w:b/>
                 <w:sz w:val="20"/>
                 <w:szCs w:val="20"/>
               </w:rPr>
             </w:pPr>
             <w:r>
               <w:rPr>
-                <w:b/>
-                <w:sz w:val="20"/>
-                <w:szCs w:val="20"/>
-              </w:rPr>
-              <w:t>+</w:t>
-            </w:r>
-          </w:p>
-        </w:tc>
-        <w:tc>
-          <w:tcPr>
-            <w:tcW w:w="1109" w:type="dxa"/>
+                <w:rFonts w:ascii="Segoe UI" w:hAnsi="Segoe UI" w:cs="Segoe UI"/>
+                <w:bCs/>
+                <w:sz w:val="18"/>
+                <w:szCs w:val="18"/>
+                <w:lang w:val="en-US"/>
+              </w:rPr>
+              <w:t>{{avk_sorok.avk_mp}}</w:t>
+            </w:r>
+          </w:p>
+        </w:tc>
+        <w:tc>
+          <w:tcPr>
+            <w:tcW w:w="851" w:type="dxa"/>
             <w:tcBorders>
               <w:top w:val="single" w:sz="6" w:space="0" w:color="auto"/>
               <w:left w:val="single" w:sz="6" w:space="0" w:color="auto"/>
@@ -2465,24 +2421,25 @@
             <w:pPr>
               <w:jc w:val="center"/>
               <w:rPr>
-                <w:b/>
                 <w:sz w:val="20"/>
                 <w:szCs w:val="20"/>
               </w:rPr>
             </w:pPr>
             <w:r>
               <w:rPr>
-                <w:b/>
-                <w:sz w:val="20"/>
-                <w:szCs w:val="20"/>
-              </w:rPr>
-              <w:t>+</w:t>
-            </w:r>
-          </w:p>
-        </w:tc>
-        <w:tc>
-          <w:tcPr>
-            <w:tcW w:w="1634" w:type="dxa"/>
+                <w:rFonts w:ascii="Segoe UI" w:hAnsi="Segoe UI" w:cs="Segoe UI"/>
+                <w:bCs/>
+                <w:sz w:val="18"/>
+                <w:szCs w:val="18"/>
+                <w:lang w:val="en-US"/>
+              </w:rPr>
+              <w:t>{{avk_sorok.avk_szv}}</w:t>
+            </w:r>
+          </w:p>
+        </w:tc>
+        <w:tc>
+          <w:tcPr>
+            <w:tcW w:w="1701" w:type="dxa"/>
             <w:tcBorders>
               <w:top w:val="single" w:sz="6" w:space="0" w:color="auto"/>
               <w:left w:val="single" w:sz="6" w:space="0" w:color="auto"/>
@@ -2512,8 +2469,10 @@
         </w:tc>
       </w:tr>
     </w:tbl>
-    <w:p/>
-    <w:p/>
+    <w:p>
+      <w:bookmarkStart w:id="0" w:name="_GoBack"/>
+      <w:bookmarkEnd w:id="0"/>
+    </w:p>
     <w:p>
       <w:r>
         <w:br w:type="page"/>
